--- a/analysis_scripts/Craving_Bandit_Project_Summary.docx
+++ b/analysis_scripts/Craving_Bandit_Project_Summary.docx
@@ -214,7 +214,7 @@
           <w:sz w:val="22"/>
           <w:szCs w:val="22"/>
         </w:rPr>
-        <w:t xml:space="preserve">The task (PsychoPy, bandit_mid_task) interleaves 200 bandit trials with 30 mini-MID bonus probes. Bandit wins display a food image; that is what makes recent-win history a food-appetitive signal. The mini-MID probes are a speeded target-detection task whose response window is set by an adaptive staircase; the food-cue vigor from these probes is the intended trial-wise craving signal (see §6).</w:t>
+        <w:t xml:space="preserve">The task (PsychoPy, bandit_mid_task) interleaves 200 bandit trials with 30 mini-MID bonus probes. Bandit wins display a food image; that is what makes recent-win history a food-appetitive signal. The mini-MID probes are a speeded target-detection task on a fixed 550 ms response window; the food-cue vigor from these probes is the intended trial-wise craving signal (see §6).</w:t>
       </w:r>
     </w:p>
     <w:p>
@@ -626,7 +626,7 @@
                 <w:sz w:val="20"/>
                 <w:szCs w:val="20"/>
               </w:rPr>
-              <w:t xml:space="preserve">Staircase target</w:t>
+              <w:t xml:space="preserve">Probe deadline</w:t>
             </w:r>
           </w:p>
         </w:tc>
@@ -654,7 +654,7 @@
                 <w:sz w:val="20"/>
                 <w:szCs w:val="20"/>
               </w:rPr>
-              <w:t xml:space="preserve">~66% hit rate</w:t>
+              <w:t xml:space="preserve">Fixed 550 ms, ~95% hits</w:t>
             </w:r>
           </w:p>
         </w:tc>
@@ -682,7 +682,7 @@
                 <w:sz w:val="20"/>
                 <w:szCs w:val="20"/>
               </w:rPr>
-              <w:t xml:space="preserve">Hit → window −15 ms; slow miss → window +30 ms</w:t>
+              <w:t xml:space="preserve">Constant across probes and participants; no staircase</w:t>
             </w:r>
           </w:p>
         </w:tc>
@@ -768,7 +768,7 @@
                 <w:sz w:val="20"/>
                 <w:szCs w:val="20"/>
               </w:rPr>
-              <w:t xml:space="preserve">A too-early press does not move the staircase; deterred instead</w:t>
+              <w:t xml:space="preserve">A too-early press costs the round and a penalty pause</w:t>
             </w:r>
           </w:p>
         </w:tc>
@@ -1168,19 +1168,19 @@
           <w:sz w:val="22"/>
           <w:szCs w:val="22"/>
         </w:rPr>
-        <w:t xml:space="preserve">Staircase runs hot. </w:t>
-      </w:r>
-      <w:r>
-        <w:rPr>
-          <w:rFonts w:ascii="Arial" w:cs="Arial" w:eastAsia="Arial" w:hAnsi="Arial"/>
-          <w:b w:val="false"/>
-          <w:bCs w:val="false"/>
-          <w:i w:val="false"/>
-          <w:iCs w:val="false"/>
-          <w:sz w:val="22"/>
-          <w:szCs w:val="22"/>
-        </w:rPr>
-        <w:t xml:space="preserve">v14 overall hit rate 0.77–0.80 vs the 0.667 target. Cause is start-window burn-in plus fast subjects binding at the floor; the second-half hit rate is already ~0.67. Simulation showed start 450 → 0.79, 400 → 0.75, 375 → 0.73, so 400 recovers most of the gain while preserving headroom for slow subjects.</w:t>
+        <w:t xml:space="preserve">Staircase runs hot (v14; SUPERSEDED, staircase removed in v15). </w:t>
+      </w:r>
+      <w:r>
+        <w:rPr>
+          <w:rFonts w:ascii="Arial" w:cs="Arial" w:eastAsia="Arial" w:hAnsi="Arial"/>
+          <w:b w:val="false"/>
+          <w:bCs w:val="false"/>
+          <w:i w:val="false"/>
+          <w:iCs w:val="false"/>
+          <w:sz w:val="22"/>
+          <w:szCs w:val="22"/>
+        </w:rPr>
+        <w:t xml:space="preserve">v14 overall hit rate 0.77–0.80 vs the 0.667 target. Retained as historical record only. The staircase was removed entirely in v15 after calibration showed it suppresses the probe RT variance the vigor construct depends on: within-participant SD of log probe RT was 0.156 under the staircase against 0.25–0.31 under a fixed 550 ms deadline, and single-probe reliability rose from about 0.10 to about 0.33. Tuning the start window was the wrong fix.</w:t>
       </w:r>
     </w:p>
     <w:p>
@@ -1319,7 +1319,7 @@
           <w:sz w:val="24"/>
           <w:szCs w:val="24"/>
         </w:rPr>
-        <w:t xml:space="preserve">5.1 Task: staircase</w:t>
+        <w:t xml:space="preserve">5.1 Task: probe response window</w:t>
       </w:r>
     </w:p>
     <w:p>
@@ -1336,7 +1336,7 @@
           <w:sz w:val="22"/>
           <w:szCs w:val="22"/>
         </w:rPr>
-        <w:t xml:space="preserve">Start window lowered 450 → 400 to cut burn-in; floor lowered to 230 for the fast tail; probe counts left at 16/14. The premature freeze rule was kept (a too-early press carries no information about target-response speed, so it should not move the window).</w:t>
+        <w:t xml:space="preserve">SUPERSEDED. This session lowered the staircase start window 450 → 400 and the floor to 230. v15 removes the staircase and fixes the probe deadline at 550 ms for every probe and every participant. 550 ms was set from the observed probe RT distribution so that censoring is rare (pooled hit rate about 0.99, worst participant about 0.96, holding above 0.92 under a 20% slowing). Censoring is non-random, since slow probes are the ones lost to a tight deadline, and it biases downward the RT variance the probe exists to measure. Probe counts stay at 16/14.</w:t>
       </w:r>
     </w:p>
     <w:p>
@@ -2940,7 +2940,7 @@
           <w:sz w:val="22"/>
           <w:szCs w:val="22"/>
         </w:rPr>
-        <w:t xml:space="preserve">Prematures are deterred (penalty pause + guaranteed practice demo), not handled by changing the staircase; the freeze rule stays.</w:t>
+        <w:t xml:space="preserve">Prematures are deterred by a penalty pause plus a guaranteed practice demonstration. With a fixed deadline there is no window to freeze.</w:t>
       </w:r>
     </w:p>
     <w:p>
@@ -2962,7 +2962,7 @@
           <w:sz w:val="22"/>
           <w:szCs w:val="22"/>
         </w:rPr>
-        <w:t xml:space="preserve">Staircase: start = 400, floor = 230, probes = 16/14. Do not chase the fast tail below ~210 (motor-response floor).</w:t>
+        <w:t xml:space="preserve">Probe deadline: fixed 550 ms, no staircase, probes = 16/14. Data from v13/v14 carry adaptive_window_ms and are flagged legacy_staircase_run by the analyzer; their vigor readings are compressed and are not comparable to v15.</w:t>
       </w:r>
     </w:p>
     <w:p>
@@ -3351,7 +3351,7 @@
                 <w:sz w:val="20"/>
                 <w:szCs w:val="20"/>
               </w:rPr>
-              <w:t xml:space="preserve">staircase_trajectories.png</w:t>
+              <w:t xml:space="preserve">probe_window_check.png</w:t>
             </w:r>
           </w:p>
         </w:tc>
@@ -3379,7 +3379,7 @@
                 <w:sz w:val="20"/>
                 <w:szCs w:val="20"/>
               </w:rPr>
-              <w:t xml:space="preserve">Window-vs-probe plot for the first four subjects (hit / slow-miss / premature / floor-ceiling markers).</w:t>
+              <w:t xml:space="preserve">Probe window and RT vs probe index; confirms the deadline is constant and checks for censoring (hit / slow-miss / premature / floor-ceiling markers).</w:t>
             </w:r>
           </w:p>
         </w:tc>
